--- a/lab-01/report/Отчёт_ЛР1_Установка_РОСА_на_VMware.docx
+++ b/lab-01/report/Отчёт_ЛР1_Установка_РОСА_на_VMware.docx
@@ -1438,7 +1438,22 @@
     <w:p>
       <w:pPr/>
       <w:r>
-        <w:t>После запуска VMware Workstation Pro на домашнем экране программы нажата плитка «Create a New Virtual Machine» для вызова мастера создания новой виртуальной машины (рисунок 1).</w:t>
+        <w:t>После запуска VMware Workstation Pro на домашнем экране программы нажата плитка «Create a New Virtual Machine» для вызова мастера создания новой виртуальной машины (</w:t>
+      </w:r>
+      <w:hyperlink w:anchor="fig1">
+        <w:r>
+          <w:rPr>
+            <w:rFonts w:ascii="Times New Roman" w:hAnsi="Times New Roman" w:cs="Times New Roman" w:eastAsia="Times New Roman"/>
+            <w:sz w:val="28"/>
+            <w:szCs w:val="28"/>
+            <w:color w:val="808080"/>
+            <w:u w:val="none"/>
+          </w:rPr>
+          <w:t xml:space="preserve">рисунок 1</w:t>
+        </w:r>
+      </w:hyperlink>
+      <w:r>
+        <w:t>).</w:t>
       </w:r>
     </w:p>
     <w:p>
@@ -1486,6 +1501,8 @@
       <w:pPr>
         <w:pStyle w:val="FigureCaption"/>
       </w:pPr>
+      <w:bookmarkStart w:id="1001" w:name="fig1"/>
+      <w:bookmarkEnd w:id="1001"/>
       <w:r>
         <w:t>Рисунок 1 – Начальный экран VMware Workstation Pro 26H1 — вызов мастера создания виртуальной машины</w:t>
       </w:r>
@@ -1493,7 +1510,22 @@
     <w:p>
       <w:pPr/>
       <w:r>
-        <w:t>В окне приветствия мастера выбран тип конфигурации «Custom (advanced)», позволяющий вручную задать все параметры виртуального оборудования (рисунок 2).</w:t>
+        <w:t>В окне приветствия мастера выбран тип конфигурации «Custom (advanced)», позволяющий вручную задать все параметры виртуального оборудования (</w:t>
+      </w:r>
+      <w:hyperlink w:anchor="fig2">
+        <w:r>
+          <w:rPr>
+            <w:rFonts w:ascii="Times New Roman" w:hAnsi="Times New Roman" w:cs="Times New Roman" w:eastAsia="Times New Roman"/>
+            <w:sz w:val="28"/>
+            <w:szCs w:val="28"/>
+            <w:color w:val="808080"/>
+            <w:u w:val="none"/>
+          </w:rPr>
+          <w:t xml:space="preserve">рисунок 2</w:t>
+        </w:r>
+      </w:hyperlink>
+      <w:r>
+        <w:t>).</w:t>
       </w:r>
     </w:p>
     <w:p>
@@ -1541,6 +1573,8 @@
       <w:pPr>
         <w:pStyle w:val="FigureCaption"/>
       </w:pPr>
+      <w:bookmarkStart w:id="1002" w:name="fig2"/>
+      <w:bookmarkEnd w:id="1002"/>
       <w:r>
         <w:t>Рисунок 2 – Выбор типа конфигурации Custom (advanced) в мастере создания виртуальной машины</w:t>
       </w:r>
@@ -1548,7 +1582,22 @@
     <w:p>
       <w:pPr/>
       <w:r>
-        <w:t>На шаге выбора совместимости оборудования оставлен параметр по умолчанию — «Workstation 25H2 or later», обеспечивающий поддержку всех актуальных возможностей гипервизора (рисунок 3).</w:t>
+        <w:t>На шаге выбора совместимости оборудования оставлен параметр по умолчанию — «Workstation 25H2 or later», обеспечивающий поддержку всех актуальных возможностей гипервизора (</w:t>
+      </w:r>
+      <w:hyperlink w:anchor="fig3">
+        <w:r>
+          <w:rPr>
+            <w:rFonts w:ascii="Times New Roman" w:hAnsi="Times New Roman" w:cs="Times New Roman" w:eastAsia="Times New Roman"/>
+            <w:sz w:val="28"/>
+            <w:szCs w:val="28"/>
+            <w:color w:val="808080"/>
+            <w:u w:val="none"/>
+          </w:rPr>
+          <w:t xml:space="preserve">рисунок 3</w:t>
+        </w:r>
+      </w:hyperlink>
+      <w:r>
+        <w:t>).</w:t>
       </w:r>
     </w:p>
     <w:p>
@@ -1596,6 +1645,8 @@
       <w:pPr>
         <w:pStyle w:val="FigureCaption"/>
       </w:pPr>
+      <w:bookmarkStart w:id="1003" w:name="fig3"/>
+      <w:bookmarkEnd w:id="1003"/>
       <w:r>
         <w:t>Рисунок 3 – Параметры совместимости оборудования — Workstation 25H2 or later</w:t>
       </w:r>
@@ -1603,7 +1654,22 @@
     <w:p>
       <w:pPr/>
       <w:r>
-        <w:t>Поскольку установочный образ было решено подключить после создания виртуальной машины, на следующем шаге указана гостевая операционная система вручную: семейство Linux, версия «Other Linux 5.x kernel 64-bit» (рисунок 4).</w:t>
+        <w:t>Поскольку установочный образ было решено подключить после создания виртуальной машины, на следующем шаге указана гостевая операционная система вручную: семейство Linux, версия «Other Linux 5.x kernel 64-bit» (</w:t>
+      </w:r>
+      <w:hyperlink w:anchor="fig4">
+        <w:r>
+          <w:rPr>
+            <w:rFonts w:ascii="Times New Roman" w:hAnsi="Times New Roman" w:cs="Times New Roman" w:eastAsia="Times New Roman"/>
+            <w:sz w:val="28"/>
+            <w:szCs w:val="28"/>
+            <w:color w:val="808080"/>
+            <w:u w:val="none"/>
+          </w:rPr>
+          <w:t xml:space="preserve">рисунок 4</w:t>
+        </w:r>
+      </w:hyperlink>
+      <w:r>
+        <w:t>).</w:t>
       </w:r>
     </w:p>
     <w:p>
@@ -1651,6 +1717,8 @@
       <w:pPr>
         <w:pStyle w:val="FigureCaption"/>
       </w:pPr>
+      <w:bookmarkStart w:id="1004" w:name="fig4"/>
+      <w:bookmarkEnd w:id="1004"/>
       <w:r>
         <w:t>Рисунок 4 – Выбор гостевой операционной системы — Linux, Other Linux 5.x kernel 64-bit</w:t>
       </w:r>
@@ -1658,7 +1726,22 @@
     <w:p>
       <w:pPr/>
       <w:r>
-        <w:t>Задано имя виртуальной машины — ROSA OS — и каталог её размещения: стандартная папка VMware Workstation в каталоге документов пользователя Windows (рисунок 5).</w:t>
+        <w:t>Задано имя виртуальной машины — ROSA OS — и каталог её размещения: стандартная папка VMware Workstation в каталоге документов пользователя Windows (</w:t>
+      </w:r>
+      <w:hyperlink w:anchor="fig5">
+        <w:r>
+          <w:rPr>
+            <w:rFonts w:ascii="Times New Roman" w:hAnsi="Times New Roman" w:cs="Times New Roman" w:eastAsia="Times New Roman"/>
+            <w:sz w:val="28"/>
+            <w:szCs w:val="28"/>
+            <w:color w:val="808080"/>
+            <w:u w:val="none"/>
+          </w:rPr>
+          <w:t xml:space="preserve">рисунок 5</w:t>
+        </w:r>
+      </w:hyperlink>
+      <w:r>
+        <w:t>).</w:t>
       </w:r>
     </w:p>
     <w:p>
@@ -1706,6 +1789,8 @@
       <w:pPr>
         <w:pStyle w:val="FigureCaption"/>
       </w:pPr>
+      <w:bookmarkStart w:id="1005" w:name="fig5"/>
+      <w:bookmarkEnd w:id="1005"/>
       <w:r>
         <w:t>Рисунок 5 – Имя виртуальной машины ROSA OS и каталог её размещения</w:t>
       </w:r>
@@ -1713,7 +1798,22 @@
     <w:p>
       <w:pPr/>
       <w:r>
-        <w:t>В соответствии с заданием настроена конфигурация процессора: 4 процессора по 2 ядра на процессор, что даёт 8 виртуальных ядер (рисунок 6).</w:t>
+        <w:t>В соответствии с заданием настроена конфигурация процессора: 4 процессора по 2 ядра на процессор, что даёт 8 виртуальных ядер (</w:t>
+      </w:r>
+      <w:hyperlink w:anchor="fig6">
+        <w:r>
+          <w:rPr>
+            <w:rFonts w:ascii="Times New Roman" w:hAnsi="Times New Roman" w:cs="Times New Roman" w:eastAsia="Times New Roman"/>
+            <w:sz w:val="28"/>
+            <w:szCs w:val="28"/>
+            <w:color w:val="808080"/>
+            <w:u w:val="none"/>
+          </w:rPr>
+          <w:t xml:space="preserve">рисунок 6</w:t>
+        </w:r>
+      </w:hyperlink>
+      <w:r>
+        <w:t>).</w:t>
       </w:r>
     </w:p>
     <w:p>
@@ -1761,6 +1861,8 @@
       <w:pPr>
         <w:pStyle w:val="FigureCaption"/>
       </w:pPr>
+      <w:bookmarkStart w:id="1006" w:name="fig6"/>
+      <w:bookmarkEnd w:id="1006"/>
       <w:r>
         <w:t>Рисунок 6 – Настройка процессора: 4 процессора по 2 ядра (8 виртуальных ядер)</w:t>
       </w:r>
@@ -1768,7 +1870,22 @@
     <w:p>
       <w:pPr/>
       <w:r>
-        <w:t>Объём оперативной памяти виртуальной машины установлен равным 16 ГБ (16384 МБ) (рисунок 7).</w:t>
+        <w:t>Объём оперативной памяти виртуальной машины установлен равным 16 ГБ (16384 МБ) (</w:t>
+      </w:r>
+      <w:hyperlink w:anchor="fig7">
+        <w:r>
+          <w:rPr>
+            <w:rFonts w:ascii="Times New Roman" w:hAnsi="Times New Roman" w:cs="Times New Roman" w:eastAsia="Times New Roman"/>
+            <w:sz w:val="28"/>
+            <w:szCs w:val="28"/>
+            <w:color w:val="808080"/>
+            <w:u w:val="none"/>
+          </w:rPr>
+          <w:t xml:space="preserve">рисунок 7</w:t>
+        </w:r>
+      </w:hyperlink>
+      <w:r>
+        <w:t>).</w:t>
       </w:r>
     </w:p>
     <w:p>
@@ -1816,6 +1933,8 @@
       <w:pPr>
         <w:pStyle w:val="FigureCaption"/>
       </w:pPr>
+      <w:bookmarkStart w:id="1007" w:name="fig7"/>
+      <w:bookmarkEnd w:id="1007"/>
       <w:r>
         <w:t>Рисунок 7 – Настройка объёма оперативной памяти — 16 ГБ (16384 МБ)</w:t>
       </w:r>
@@ -1823,7 +1942,22 @@
     <w:p>
       <w:pPr/>
       <w:r>
-        <w:t>В качестве типа сетевого подключения сразу выбран режим NAT — «Use network address translation (NAT)», при котором виртуальная машина получает адрес от встроенного DHCP-сервера VMware и имеет выход во внешнюю сеть через хост-компьютер (рисунок 8). Данный режим выбран с целью гарантированного получения сетевых параметров без зависимости от настроек внешней физической сети.</w:t>
+        <w:t>В качестве типа сетевого подключения сразу выбран режим NAT — «Use network address translation (NAT)», при котором виртуальная машина получает адрес от встроенного DHCP-сервера VMware и имеет выход во внешнюю сеть через хост-компьютер (</w:t>
+      </w:r>
+      <w:hyperlink w:anchor="fig8">
+        <w:r>
+          <w:rPr>
+            <w:rFonts w:ascii="Times New Roman" w:hAnsi="Times New Roman" w:cs="Times New Roman" w:eastAsia="Times New Roman"/>
+            <w:sz w:val="28"/>
+            <w:szCs w:val="28"/>
+            <w:color w:val="808080"/>
+            <w:u w:val="none"/>
+          </w:rPr>
+          <w:t xml:space="preserve">рисунок 8</w:t>
+        </w:r>
+      </w:hyperlink>
+      <w:r>
+        <w:t>). Данный режим выбран с целью гарантированного получения сетевых параметров без зависимости от настроек внешней физической сети.</w:t>
       </w:r>
     </w:p>
     <w:p>
@@ -1871,6 +2005,8 @@
       <w:pPr>
         <w:pStyle w:val="FigureCaption"/>
       </w:pPr>
+      <w:bookmarkStart w:id="1008" w:name="fig8"/>
+      <w:bookmarkEnd w:id="1008"/>
       <w:r>
         <w:t>Рисунок 8 – Выбор типа сетевого подключения — NAT</w:t>
       </w:r>
@@ -1878,7 +2014,22 @@
     <w:p>
       <w:pPr/>
       <w:r>
-        <w:t>Для работы с дисками выбран рекомендуемый для 64-разрядных гостевых систем тип контроллера SCSI — LSI Logic (рисунок 9).</w:t>
+        <w:t>Для работы с дисками выбран рекомендуемый для 64-разрядных гостевых систем тип контроллера SCSI — LSI Logic (</w:t>
+      </w:r>
+      <w:hyperlink w:anchor="fig9">
+        <w:r>
+          <w:rPr>
+            <w:rFonts w:ascii="Times New Roman" w:hAnsi="Times New Roman" w:cs="Times New Roman" w:eastAsia="Times New Roman"/>
+            <w:sz w:val="28"/>
+            <w:szCs w:val="28"/>
+            <w:color w:val="808080"/>
+            <w:u w:val="none"/>
+          </w:rPr>
+          <w:t xml:space="preserve">рисунок 9</w:t>
+        </w:r>
+      </w:hyperlink>
+      <w:r>
+        <w:t>).</w:t>
       </w:r>
     </w:p>
     <w:p>
@@ -1926,6 +2077,8 @@
       <w:pPr>
         <w:pStyle w:val="FigureCaption"/>
       </w:pPr>
+      <w:bookmarkStart w:id="1009" w:name="fig9"/>
+      <w:bookmarkEnd w:id="1009"/>
       <w:r>
         <w:t>Рисунок 9 – Выбор типа контроллера SCSI — LSI Logic (Recommended)</w:t>
       </w:r>
@@ -1933,7 +2086,22 @@
     <w:p>
       <w:pPr/>
       <w:r>
-        <w:t>В качестве типа виртуального диска выбран SCSI (рисунок 10).</w:t>
+        <w:t>В качестве типа виртуального диска выбран SCSI (</w:t>
+      </w:r>
+      <w:hyperlink w:anchor="fig10">
+        <w:r>
+          <w:rPr>
+            <w:rFonts w:ascii="Times New Roman" w:hAnsi="Times New Roman" w:cs="Times New Roman" w:eastAsia="Times New Roman"/>
+            <w:sz w:val="28"/>
+            <w:szCs w:val="28"/>
+            <w:color w:val="808080"/>
+            <w:u w:val="none"/>
+          </w:rPr>
+          <w:t xml:space="preserve">рисунок 10</w:t>
+        </w:r>
+      </w:hyperlink>
+      <w:r>
+        <w:t>).</w:t>
       </w:r>
     </w:p>
     <w:p>
@@ -1981,6 +2149,8 @@
       <w:pPr>
         <w:pStyle w:val="FigureCaption"/>
       </w:pPr>
+      <w:bookmarkStart w:id="1010" w:name="fig10"/>
+      <w:bookmarkEnd w:id="1010"/>
       <w:r>
         <w:t>Рисунок 10 – Выбор типа виртуального диска — SCSI</w:t>
       </w:r>
@@ -1988,7 +2158,37 @@
     <w:p>
       <w:pPr/>
       <w:r>
-        <w:t>Создан новый виртуальный диск (рисунок 11) объёмом 60 ГБ с разбиением на несколько файлов (Split virtual disk into multiple files), что упрощает перенос виртуальной машины между компьютерами (рисунок 12).</w:t>
+        <w:t>Создан новый виртуальный диск (</w:t>
+      </w:r>
+      <w:hyperlink w:anchor="fig11">
+        <w:r>
+          <w:rPr>
+            <w:rFonts w:ascii="Times New Roman" w:hAnsi="Times New Roman" w:cs="Times New Roman" w:eastAsia="Times New Roman"/>
+            <w:sz w:val="28"/>
+            <w:szCs w:val="28"/>
+            <w:color w:val="808080"/>
+            <w:u w:val="none"/>
+          </w:rPr>
+          <w:t xml:space="preserve">рисунок 11</w:t>
+        </w:r>
+      </w:hyperlink>
+      <w:r>
+        <w:t>) объёмом 60 ГБ с разбиением на несколько файлов (Split virtual disk into multiple files), что упрощает перенос виртуальной машины между компьютерами (</w:t>
+      </w:r>
+      <w:hyperlink w:anchor="fig12">
+        <w:r>
+          <w:rPr>
+            <w:rFonts w:ascii="Times New Roman" w:hAnsi="Times New Roman" w:cs="Times New Roman" w:eastAsia="Times New Roman"/>
+            <w:sz w:val="28"/>
+            <w:szCs w:val="28"/>
+            <w:color w:val="808080"/>
+            <w:u w:val="none"/>
+          </w:rPr>
+          <w:t xml:space="preserve">рисунок 12</w:t>
+        </w:r>
+      </w:hyperlink>
+      <w:r>
+        <w:t>).</w:t>
       </w:r>
     </w:p>
     <w:p>
@@ -2036,6 +2236,8 @@
       <w:pPr>
         <w:pStyle w:val="FigureCaption"/>
       </w:pPr>
+      <w:bookmarkStart w:id="1011" w:name="fig11"/>
+      <w:bookmarkEnd w:id="1011"/>
       <w:r>
         <w:t>Рисунок 11 – Создание нового виртуального диска</w:t>
       </w:r>
@@ -2085,6 +2287,8 @@
       <w:pPr>
         <w:pStyle w:val="FigureCaption"/>
       </w:pPr>
+      <w:bookmarkStart w:id="1012" w:name="fig12"/>
+      <w:bookmarkEnd w:id="1012"/>
       <w:r>
         <w:t>Рисунок 12 – Задание размера диска 60 ГБ и разбиения на несколько файлов</w:t>
       </w:r>
@@ -2092,7 +2296,22 @@
     <w:p>
       <w:pPr/>
       <w:r>
-        <w:t>Имя файла виртуального диска оставлено по умолчанию — ROSA OS.vmdk в каталоге виртуальной машины (рисунок 13).</w:t>
+        <w:t>Имя файла виртуального диска оставлено по умолчанию — ROSA OS.vmdk в каталоге виртуальной машины (</w:t>
+      </w:r>
+      <w:hyperlink w:anchor="fig13">
+        <w:r>
+          <w:rPr>
+            <w:rFonts w:ascii="Times New Roman" w:hAnsi="Times New Roman" w:cs="Times New Roman" w:eastAsia="Times New Roman"/>
+            <w:sz w:val="28"/>
+            <w:szCs w:val="28"/>
+            <w:color w:val="808080"/>
+            <w:u w:val="none"/>
+          </w:rPr>
+          <w:t xml:space="preserve">рисунок 13</w:t>
+        </w:r>
+      </w:hyperlink>
+      <w:r>
+        <w:t>).</w:t>
       </w:r>
     </w:p>
     <w:p>
@@ -2140,6 +2359,8 @@
       <w:pPr>
         <w:pStyle w:val="FigureCaption"/>
       </w:pPr>
+      <w:bookmarkStart w:id="1013" w:name="fig13"/>
+      <w:bookmarkEnd w:id="1013"/>
       <w:r>
         <w:t>Рисунок 13 – Имя файла виртуального диска — ROSA OS.vmdk</w:t>
       </w:r>
@@ -2147,7 +2368,22 @@
     <w:p>
       <w:pPr/>
       <w:r>
-        <w:t>На последнем шаге мастер вывел сводку создаваемой виртуальной машины с перечислением всех заданных параметров (имя ROSA OS, расположение, совместимость Workstation 25H2, 60 ГБ SCSI-диск, 16384 МБ памяти, сетевой адаптер NAT, 8 ядер ЦП, CD/DVD, USB и звуковая карта). Создание виртуальной машины завершено нажатием кнопки «Finish» (рисунок 14).</w:t>
+        <w:t>На последнем шаге мастер вывел сводку создаваемой виртуальной машины с перечислением всех заданных параметров (имя ROSA OS, расположение, совместимость Workstation 25H2, 60 ГБ SCSI-диск, 16384 МБ памяти, сетевой адаптер NAT, 8 ядер ЦП, CD/DVD, USB и звуковая карта). Создание виртуальной машины завершено нажатием кнопки «Finish» (</w:t>
+      </w:r>
+      <w:hyperlink w:anchor="fig14">
+        <w:r>
+          <w:rPr>
+            <w:rFonts w:ascii="Times New Roman" w:hAnsi="Times New Roman" w:cs="Times New Roman" w:eastAsia="Times New Roman"/>
+            <w:sz w:val="28"/>
+            <w:szCs w:val="28"/>
+            <w:color w:val="808080"/>
+            <w:u w:val="none"/>
+          </w:rPr>
+          <w:t xml:space="preserve">рисунок 14</w:t>
+        </w:r>
+      </w:hyperlink>
+      <w:r>
+        <w:t>).</w:t>
       </w:r>
     </w:p>
     <w:p>
@@ -2195,6 +2431,8 @@
       <w:pPr>
         <w:pStyle w:val="FigureCaption"/>
       </w:pPr>
+      <w:bookmarkStart w:id="1014" w:name="fig14"/>
+      <w:bookmarkEnd w:id="1014"/>
       <w:r>
         <w:t>Рисунок 14 – Итоговая сводка параметров и завершение работы мастера (Finish)</w:t>
       </w:r>
@@ -2202,7 +2440,22 @@
     <w:p>
       <w:pPr/>
       <w:r>
-        <w:t>В библиотеке VMware Workstation появилась созданная виртуальная машина ROSA OS; в области Devices отображены заданные характеристики: 16 ГБ памяти, 8 процессоров, жёсткий диск SCSI объёмом 60 ГБ, CD/DVD с подключённым установочным ISO-образом, сетевой адаптер в режиме NAT и прочие устройства (рисунок 15).</w:t>
+        <w:t>В библиотеке VMware Workstation появилась созданная виртуальная машина ROSA OS; в области Devices отображены заданные характеристики: 16 ГБ памяти, 8 процессоров, жёсткий диск SCSI объёмом 60 ГБ, CD/DVD с подключённым установочным ISO-образом, сетевой адаптер в режиме NAT и прочие устройства (</w:t>
+      </w:r>
+      <w:hyperlink w:anchor="fig15">
+        <w:r>
+          <w:rPr>
+            <w:rFonts w:ascii="Times New Roman" w:hAnsi="Times New Roman" w:cs="Times New Roman" w:eastAsia="Times New Roman"/>
+            <w:sz w:val="28"/>
+            <w:szCs w:val="28"/>
+            <w:color w:val="808080"/>
+            <w:u w:val="none"/>
+          </w:rPr>
+          <w:t xml:space="preserve">рисунок 15</w:t>
+        </w:r>
+      </w:hyperlink>
+      <w:r>
+        <w:t>).</w:t>
       </w:r>
     </w:p>
     <w:p>
@@ -2250,6 +2503,8 @@
       <w:pPr>
         <w:pStyle w:val="FigureCaption"/>
       </w:pPr>
+      <w:bookmarkStart w:id="1015" w:name="fig15"/>
+      <w:bookmarkEnd w:id="1015"/>
       <w:r>
         <w:t>Рисунок 15 – Виртуальная машина ROSA OS в библиотеке VMware Workstation</w:t>
       </w:r>
@@ -2265,7 +2520,22 @@
     <w:p>
       <w:pPr/>
       <w:r>
-        <w:t>Виртуальная машина включена. В меню загрузчика установочного носителя выбран язык интерфейса — «Русский» (рисунок 16).</w:t>
+        <w:t>Виртуальная машина включена. В меню загрузчика установочного носителя выбран язык интерфейса — «Русский» (</w:t>
+      </w:r>
+      <w:hyperlink w:anchor="fig16">
+        <w:r>
+          <w:rPr>
+            <w:rFonts w:ascii="Times New Roman" w:hAnsi="Times New Roman" w:cs="Times New Roman" w:eastAsia="Times New Roman"/>
+            <w:sz w:val="28"/>
+            <w:szCs w:val="28"/>
+            <w:color w:val="808080"/>
+            <w:u w:val="none"/>
+          </w:rPr>
+          <w:t xml:space="preserve">рисунок 16</w:t>
+        </w:r>
+      </w:hyperlink>
+      <w:r>
+        <w:t>).</w:t>
       </w:r>
     </w:p>
     <w:p>
@@ -2313,6 +2583,8 @@
       <w:pPr>
         <w:pStyle w:val="FigureCaption"/>
       </w:pPr>
+      <w:bookmarkStart w:id="1016" w:name="fig16"/>
+      <w:bookmarkEnd w:id="1016"/>
       <w:r>
         <w:t>Рисунок 16 – Выбор языка в меню загрузчика установочного носителя — «Русский»</w:t>
       </w:r>
@@ -2320,7 +2592,22 @@
     <w:p>
       <w:pPr/>
       <w:r>
-        <w:t>В главном меню загрузчика выбран пункт «Запуск и установка ОС (live mode)», обеспечивающий загрузку системы в режиме live с последующим запуском установщика с рабочего стола (рисунок 17).</w:t>
+        <w:t>В главном меню загрузчика выбран пункт «Запуск и установка ОС (live mode)», обеспечивающий загрузку системы в режиме live с последующим запуском установщика с рабочего стола (</w:t>
+      </w:r>
+      <w:hyperlink w:anchor="fig17">
+        <w:r>
+          <w:rPr>
+            <w:rFonts w:ascii="Times New Roman" w:hAnsi="Times New Roman" w:cs="Times New Roman" w:eastAsia="Times New Roman"/>
+            <w:sz w:val="28"/>
+            <w:szCs w:val="28"/>
+            <w:color w:val="808080"/>
+            <w:u w:val="none"/>
+          </w:rPr>
+          <w:t xml:space="preserve">рисунок 17</w:t>
+        </w:r>
+      </w:hyperlink>
+      <w:r>
+        <w:t>).</w:t>
       </w:r>
     </w:p>
     <w:p>
@@ -2368,6 +2655,8 @@
       <w:pPr>
         <w:pStyle w:val="FigureCaption"/>
       </w:pPr>
+      <w:bookmarkStart w:id="1017" w:name="fig17"/>
+      <w:bookmarkEnd w:id="1017"/>
       <w:r>
         <w:t>Рисунок 17 – Выбор пункта «Запуск и установка ОС (live mode)» в меню загрузчика</w:t>
       </w:r>
@@ -2375,7 +2664,22 @@
     <w:p>
       <w:pPr/>
       <w:r>
-        <w:t>После завершения загрузки системы в оперативную память открылся рабочий стол live-сеанса окружения KDE Plasma с ярлыком установщика «Установка ROSA Linux Plasma» в левом верхнем углу (рисунок 18).</w:t>
+        <w:t>После завершения загрузки системы в оперативную память открылся рабочий стол live-сеанса окружения KDE Plasma с ярлыком установщика «Установка ROSA Linux Plasma» в левом верхнем углу (</w:t>
+      </w:r>
+      <w:hyperlink w:anchor="fig18">
+        <w:r>
+          <w:rPr>
+            <w:rFonts w:ascii="Times New Roman" w:hAnsi="Times New Roman" w:cs="Times New Roman" w:eastAsia="Times New Roman"/>
+            <w:sz w:val="28"/>
+            <w:szCs w:val="28"/>
+            <w:color w:val="808080"/>
+            <w:u w:val="none"/>
+          </w:rPr>
+          <w:t xml:space="preserve">рисунок 18</w:t>
+        </w:r>
+      </w:hyperlink>
+      <w:r>
+        <w:t>).</w:t>
       </w:r>
     </w:p>
     <w:p>
@@ -2423,6 +2727,8 @@
       <w:pPr>
         <w:pStyle w:val="FigureCaption"/>
       </w:pPr>
+      <w:bookmarkStart w:id="1018" w:name="fig18"/>
+      <w:bookmarkEnd w:id="1018"/>
       <w:r>
         <w:t>Рисунок 18 – Рабочий стол live-режима с ярлыком установщика «Установка ROSA Linux Plasma»</w:t>
       </w:r>
@@ -2430,7 +2736,22 @@
     <w:p>
       <w:pPr/>
       <w:r>
-        <w:t>Ярлык установщика запущен двойным щелчком. В открывшемся окне приветствия установщика Anaconda выбран язык установки — «Русский» (Россия) (рисунок 19).</w:t>
+        <w:t>Ярлык установщика запущен двойным щелчком. В открывшемся окне приветствия установщика Anaconda выбран язык установки — «Русский» (Россия) (</w:t>
+      </w:r>
+      <w:hyperlink w:anchor="fig19">
+        <w:r>
+          <w:rPr>
+            <w:rFonts w:ascii="Times New Roman" w:hAnsi="Times New Roman" w:cs="Times New Roman" w:eastAsia="Times New Roman"/>
+            <w:sz w:val="28"/>
+            <w:szCs w:val="28"/>
+            <w:color w:val="808080"/>
+            <w:u w:val="none"/>
+          </w:rPr>
+          <w:t xml:space="preserve">рисунок 19</w:t>
+        </w:r>
+      </w:hyperlink>
+      <w:r>
+        <w:t>).</w:t>
       </w:r>
     </w:p>
     <w:p>
@@ -2478,6 +2799,8 @@
       <w:pPr>
         <w:pStyle w:val="FigureCaption"/>
       </w:pPr>
+      <w:bookmarkStart w:id="1019" w:name="fig19"/>
+      <w:bookmarkEnd w:id="1019"/>
       <w:r>
         <w:t>Рисунок 19 – Выбор языка установки в программе установки Anaconda — «Русский»</w:t>
       </w:r>
@@ -2485,7 +2808,22 @@
     <w:p>
       <w:pPr/>
       <w:r>
-        <w:t>Открылся экран «Обзор установки», на котором первоначально отмечены незаполненные разделы: принятие лицензии (Лицензия не принята), создание пользователя (Не будет создано пользователя), пароль суперпользователя root (Пользователь root заблокирован) и место установки диска; в нижней части экрана выведено предупреждение о необходимости заполнить отмеченные разделы (рисунок 20).</w:t>
+        <w:t>Открылся экран «Обзор установки», на котором первоначально отмечены незаполненные разделы: принятие лицензии (Лицензия не принята), создание пользователя (Не будет создано пользователя), пароль суперпользователя root (Пользователь root заблокирован) и место установки диска; в нижней части экрана выведено предупреждение о необходимости заполнить отмеченные разделы (</w:t>
+      </w:r>
+      <w:hyperlink w:anchor="fig20">
+        <w:r>
+          <w:rPr>
+            <w:rFonts w:ascii="Times New Roman" w:hAnsi="Times New Roman" w:cs="Times New Roman" w:eastAsia="Times New Roman"/>
+            <w:sz w:val="28"/>
+            <w:szCs w:val="28"/>
+            <w:color w:val="808080"/>
+            <w:u w:val="none"/>
+          </w:rPr>
+          <w:t xml:space="preserve">рисунок 20</w:t>
+        </w:r>
+      </w:hyperlink>
+      <w:r>
+        <w:t>).</w:t>
       </w:r>
     </w:p>
     <w:p>
@@ -2533,6 +2871,8 @@
       <w:pPr>
         <w:pStyle w:val="FigureCaption"/>
       </w:pPr>
+      <w:bookmarkStart w:id="1020" w:name="fig20"/>
+      <w:bookmarkEnd w:id="1020"/>
       <w:r>
         <w:t>Рисунок 20 – Экран «Обзор установки» до заполнения обязательных разделов</w:t>
       </w:r>
@@ -2540,7 +2880,22 @@
     <w:p>
       <w:pPr/>
       <w:r>
-        <w:t>В разделе «О лицензии» ознакомились с текстом лицензионного соглашения и установили флажок «Принимаю лицензионное соглашение» (рисунок 21).</w:t>
+        <w:t>В разделе «О лицензии» ознакомились с текстом лицензионного соглашения и установили флажок «Принимаю лицензионное соглашение» (</w:t>
+      </w:r>
+      <w:hyperlink w:anchor="fig21">
+        <w:r>
+          <w:rPr>
+            <w:rFonts w:ascii="Times New Roman" w:hAnsi="Times New Roman" w:cs="Times New Roman" w:eastAsia="Times New Roman"/>
+            <w:sz w:val="28"/>
+            <w:szCs w:val="28"/>
+            <w:color w:val="808080"/>
+            <w:u w:val="none"/>
+          </w:rPr>
+          <w:t xml:space="preserve">рисунок 21</w:t>
+        </w:r>
+      </w:hyperlink>
+      <w:r>
+        <w:t>).</w:t>
       </w:r>
     </w:p>
     <w:p>
@@ -2588,6 +2943,8 @@
       <w:pPr>
         <w:pStyle w:val="FigureCaption"/>
       </w:pPr>
+      <w:bookmarkStart w:id="1021" w:name="fig21"/>
+      <w:bookmarkEnd w:id="1021"/>
       <w:r>
         <w:t>Рисунок 21 – Принятие лицензионного соглашения</w:t>
       </w:r>
@@ -2595,7 +2952,22 @@
     <w:p>
       <w:pPr/>
       <w:r>
-        <w:t>Далее создана учётная запись обычного пользователя: полное имя — Floridova Alina, имя пользователя — floridova-a, пользователь отмечен как администратор и для входа требуется пароль; пароль введён и подтверждён (рисунок 22).</w:t>
+        <w:t>Далее создана учётная запись обычного пользователя: полное имя — Floridova Alina, имя пользователя — floridova-a, пользователь отмечен как администратор и для входа требуется пароль; пароль введён и подтверждён (</w:t>
+      </w:r>
+      <w:hyperlink w:anchor="fig22">
+        <w:r>
+          <w:rPr>
+            <w:rFonts w:ascii="Times New Roman" w:hAnsi="Times New Roman" w:cs="Times New Roman" w:eastAsia="Times New Roman"/>
+            <w:sz w:val="28"/>
+            <w:szCs w:val="28"/>
+            <w:color w:val="808080"/>
+            <w:u w:val="none"/>
+          </w:rPr>
+          <w:t xml:space="preserve">рисунок 22</w:t>
+        </w:r>
+      </w:hyperlink>
+      <w:r>
+        <w:t>).</w:t>
       </w:r>
     </w:p>
     <w:p>
@@ -2643,6 +3015,8 @@
       <w:pPr>
         <w:pStyle w:val="FigureCaption"/>
       </w:pPr>
+      <w:bookmarkStart w:id="1022" w:name="fig22"/>
+      <w:bookmarkEnd w:id="1022"/>
       <w:r>
         <w:t>Рисунок 22 – Создание учётной записи пользователя Floridova Alina (floridova-a)</w:t>
       </w:r>
@@ -2650,7 +3024,22 @@
     <w:p>
       <w:pPr/>
       <w:r>
-        <w:t>В разделе «Суперпользователь root» задан пароль для учётной записи root и установлена галочка «Разрешить вход пользователям root с паролем через SSH», позволяющая подключаться к системе под учётной записью администратора по протоколу SSH (рисунок 23).</w:t>
+        <w:t>В разделе «Суперпользователь root» задан пароль для учётной записи root и установлена галочка «Разрешить вход пользователям root с паролем через SSH», позволяющая подключаться к системе под учётной записью администратора по протоколу SSH (</w:t>
+      </w:r>
+      <w:hyperlink w:anchor="fig23">
+        <w:r>
+          <w:rPr>
+            <w:rFonts w:ascii="Times New Roman" w:hAnsi="Times New Roman" w:cs="Times New Roman" w:eastAsia="Times New Roman"/>
+            <w:sz w:val="28"/>
+            <w:szCs w:val="28"/>
+            <w:color w:val="808080"/>
+            <w:u w:val="none"/>
+          </w:rPr>
+          <w:t xml:space="preserve">рисунок 23</w:t>
+        </w:r>
+      </w:hyperlink>
+      <w:r>
+        <w:t>).</w:t>
       </w:r>
     </w:p>
     <w:p>
@@ -2698,6 +3087,8 @@
       <w:pPr>
         <w:pStyle w:val="FigureCaption"/>
       </w:pPr>
+      <w:bookmarkStart w:id="1023" w:name="fig23"/>
+      <w:bookmarkEnd w:id="1023"/>
       <w:r>
         <w:t>Рисунок 23 – Задание пароля суперпользователя root и разрешение входа по SSH</w:t>
       </w:r>
@@ -2705,7 +3096,22 @@
     <w:p>
       <w:pPr/>
       <w:r>
-        <w:t>В разделе «Место установки» выбран единственный виртуальный диск SCSI объёмом 60 ГБ (/dev/sda), конфигурация хранения оставлена автоматической (рисунок 24).</w:t>
+        <w:t>В разделе «Место установки» выбран единственный виртуальный диск SCSI объёмом 60 ГБ (/dev/sda), конфигурация хранения оставлена автоматической (</w:t>
+      </w:r>
+      <w:hyperlink w:anchor="fig24">
+        <w:r>
+          <w:rPr>
+            <w:rFonts w:ascii="Times New Roman" w:hAnsi="Times New Roman" w:cs="Times New Roman" w:eastAsia="Times New Roman"/>
+            <w:sz w:val="28"/>
+            <w:szCs w:val="28"/>
+            <w:color w:val="808080"/>
+            <w:u w:val="none"/>
+          </w:rPr>
+          <w:t xml:space="preserve">рисунок 24</w:t>
+        </w:r>
+      </w:hyperlink>
+      <w:r>
+        <w:t>).</w:t>
       </w:r>
     </w:p>
     <w:p>
@@ -2753,6 +3159,8 @@
       <w:pPr>
         <w:pStyle w:val="FigureCaption"/>
       </w:pPr>
+      <w:bookmarkStart w:id="1024" w:name="fig24"/>
+      <w:bookmarkEnd w:id="1024"/>
       <w:r>
         <w:t>Рисунок 24 – Выбор диска и автоматической конфигурации хранения (место установки)</w:t>
       </w:r>
@@ -2760,7 +3168,22 @@
     <w:p>
       <w:pPr/>
       <w:r>
-        <w:t>Параметры сети проверены в разделе «Сеть и имя узла»: сетевой интерфейс Ethernet (ens33) подключён автоматически, получен IP-адрес 192.168.92.128, адрес шлюза 192.168.92.2 и DNS-сервер 192.168.92.2 от встроенного DHCP-сервера VMware, задано имя узла rosa-fy3zdy, после чего настройки применены (рисунок 25).</w:t>
+        <w:t>Параметры сети проверены в разделе «Сеть и имя узла»: сетевой интерфейс Ethernet (ens33) подключён автоматически, получен IP-адрес 192.168.92.128, адрес шлюза 192.168.92.2 и DNS-сервер 192.168.92.2 от встроенного DHCP-сервера VMware, задано имя узла rosa-fy3zdy, после чего настройки применены (</w:t>
+      </w:r>
+      <w:hyperlink w:anchor="fig25">
+        <w:r>
+          <w:rPr>
+            <w:rFonts w:ascii="Times New Roman" w:hAnsi="Times New Roman" w:cs="Times New Roman" w:eastAsia="Times New Roman"/>
+            <w:sz w:val="28"/>
+            <w:szCs w:val="28"/>
+            <w:color w:val="808080"/>
+            <w:u w:val="none"/>
+          </w:rPr>
+          <w:t xml:space="preserve">рисунок 25</w:t>
+        </w:r>
+      </w:hyperlink>
+      <w:r>
+        <w:t>).</w:t>
       </w:r>
     </w:p>
     <w:p>
@@ -2808,6 +3231,8 @@
       <w:pPr>
         <w:pStyle w:val="FigureCaption"/>
       </w:pPr>
+      <w:bookmarkStart w:id="1025" w:name="fig25"/>
+      <w:bookmarkEnd w:id="1025"/>
       <w:r>
         <w:t>Рисунок 25 – Настройка сети и имени узла — интерфейс ens33 подключен, IP получен</w:t>
       </w:r>
@@ -2815,7 +3240,22 @@
     <w:p>
       <w:pPr/>
       <w:r>
-        <w:t>После заполнения всех обязательных разделов стала доступна кнопка «Начать установку», нажатие которой запустило процесс копирования файлов на диск и настройку системы. Ход установки отображается индикатором прогресса на экране «Ход установки» (рисунок 26). В процессе установки автоматически созданы все необходимые разделы диска, а также выполнены настройки учётных записей и сетевых параметров, заданные на предыдущих шагах.</w:t>
+        <w:t>После заполнения всех обязательных разделов стала доступна кнопка «Начать установку», нажатие которой запустило процесс копирования файлов на диск и настройку системы. Ход установки отображается индикатором прогресса на экране «Ход установки» (</w:t>
+      </w:r>
+      <w:hyperlink w:anchor="fig26">
+        <w:r>
+          <w:rPr>
+            <w:rFonts w:ascii="Times New Roman" w:hAnsi="Times New Roman" w:cs="Times New Roman" w:eastAsia="Times New Roman"/>
+            <w:sz w:val="28"/>
+            <w:szCs w:val="28"/>
+            <w:color w:val="808080"/>
+            <w:u w:val="none"/>
+          </w:rPr>
+          <w:t xml:space="preserve">рисунок 26</w:t>
+        </w:r>
+      </w:hyperlink>
+      <w:r>
+        <w:t>). В процессе установки автоматически созданы все необходимые разделы диска, а также выполнены настройки учётных записей и сетевых параметров, заданные на предыдущих шагах.</w:t>
       </w:r>
     </w:p>
     <w:p>
@@ -2863,6 +3303,8 @@
       <w:pPr>
         <w:pStyle w:val="FigureCaption"/>
       </w:pPr>
+      <w:bookmarkStart w:id="1026" w:name="fig26"/>
+      <w:bookmarkEnd w:id="1026"/>
       <w:r>
         <w:t>Рисунок 26 – Ход установки операционной системы — индикатор прогресса копирования пакетов</w:t>
       </w:r>
@@ -2870,7 +3312,22 @@
     <w:p>
       <w:pPr/>
       <w:r>
-        <w:t>По окончании установки система предложила выполнить перезагрузку, которая и была инициирована нажатием соответствующей кнопки. После перезагрузки и загрузки установленной системы открылся экран входа (дисплейный менеджер SDDM) с плиткой пользователя Floridova Alina, что подтверждает успешную установку ОС «РОСА Фреш» и готовность системы к работе после ввода пароля пользователя (рисунок 27).</w:t>
+        <w:t>По окончании установки система предложила выполнить перезагрузку, которая и была инициирована нажатием соответствующей кнопки. После перезагрузки и загрузки установленной системы открылся экран входа (дисплейный менеджер SDDM) с плиткой пользователя Floridova Alina, что подтверждает успешную установку ОС «РОСА Фреш» и готовность системы к работе после ввода пароля пользователя (</w:t>
+      </w:r>
+      <w:hyperlink w:anchor="fig27">
+        <w:r>
+          <w:rPr>
+            <w:rFonts w:ascii="Times New Roman" w:hAnsi="Times New Roman" w:cs="Times New Roman" w:eastAsia="Times New Roman"/>
+            <w:sz w:val="28"/>
+            <w:szCs w:val="28"/>
+            <w:color w:val="808080"/>
+            <w:u w:val="none"/>
+          </w:rPr>
+          <w:t xml:space="preserve">рисунок 27</w:t>
+        </w:r>
+      </w:hyperlink>
+      <w:r>
+        <w:t>).</w:t>
       </w:r>
     </w:p>
     <w:p>
@@ -2918,6 +3375,8 @@
       <w:pPr>
         <w:pStyle w:val="FigureCaption"/>
       </w:pPr>
+      <w:bookmarkStart w:id="1027" w:name="fig27"/>
+      <w:bookmarkEnd w:id="1027"/>
       <w:r>
         <w:t>Рисунок 27 – Экран входа в установленную ОС «РОСА Фреш» — пользователь Floridova Alina</w:t>
       </w:r>
@@ -3501,7 +3960,6 @@
       <w:color w:val="000000"/>
       <w:sz w:val="28"/>
       <w:szCs w:val="26"/>
-      <w:spacing w:val="60"/>
     </w:rPr>
   </w:style>
   <w:style w:type="paragraph" w:styleId="Heading3">
@@ -15107,7 +15565,7 @@
     <w:rPr>
       <w:rFonts w:ascii="Times New Roman" w:hAnsi="Times New Roman" w:eastAsia="Times New Roman" w:cs="Times New Roman"/>
       <w:b w:val="0"/>
-      <w:i w:val="0"/>
+      <w:i/>
       <w:sz w:val="28"/>
     </w:rPr>
   </w:style>
